--- a/referats/Экономика_Задание_06_Госрегулирование_бюджет.docx
+++ b/referats/Экономика_Задание_06_Госрегулирование_бюджет.docx
@@ -187,7 +187,7 @@
           <w:b w:val="0"/>
           <w:sz w:val="28"/>
         </w:rPr>
-        <w:t>студенты гр. ……..</w:t>
+        <w:t>студенты гр. ПИ-Б24-1</w:t>
       </w:r>
     </w:p>
     <w:p>

--- a/referats/Экономика_Задание_06_Госрегулирование_бюджет.docx
+++ b/referats/Экономика_Задание_06_Госрегулирование_бюджет.docx
@@ -87,7 +87,7 @@
           <w:b w:val="0"/>
           <w:sz w:val="28"/>
         </w:rPr>
-        <w:t>Дисциплина: «Экономическая теория»</w:t>
+        <w:t>Дисциплина: «Экономика»</w:t>
       </w:r>
     </w:p>
     <w:p>
@@ -112,7 +112,7 @@
           <w:b w:val="0"/>
           <w:sz w:val="28"/>
         </w:rPr>
-        <w:t>Реферат к зачету</w:t>
+        <w:t>Задача</w:t>
       </w:r>
     </w:p>
     <w:p>
@@ -125,7 +125,7 @@
           <w:b w:val="0"/>
           <w:sz w:val="28"/>
         </w:rPr>
-        <w:t>Тема реферата: Государственное регулирование экономики. Состояние бюджета</w:t>
+        <w:t>Тема: Государственное регулирование экономики</w:t>
       </w:r>
     </w:p>
     <w:p>
@@ -287,7 +287,7 @@
       <w:pPr>
         <w:spacing w:lineRule="auto" w:line="360" w:after="120"/>
         <w:ind w:firstLine="0"/>
-        <w:jc w:val="center"/>
+        <w:jc w:val="both"/>
       </w:pPr>
       <w:r>
         <w:rPr>
@@ -295,14 +295,14 @@
           <w:b/>
           <w:sz w:val="28"/>
         </w:rPr>
-        <w:t>Содержание</w:t>
+        <w:t>Задача 1</w:t>
       </w:r>
     </w:p>
     <w:p>
       <w:pPr>
         <w:spacing w:lineRule="auto" w:line="360" w:after="0"/>
-        <w:ind w:firstLine="0"/>
-        <w:jc w:val="left"/>
+        <w:ind w:firstLine="709"/>
+        <w:jc w:val="both"/>
       </w:pPr>
       <w:r>
         <w:rPr>
@@ -310,14 +310,14 @@
           <w:b w:val="0"/>
           <w:sz w:val="28"/>
         </w:rPr>
-        <w:t>Введение</w:t>
+        <w:t>Дано: G = 5000; T = 7000; TR = 1100; D = 9000; r = 10%.</w:t>
       </w:r>
     </w:p>
     <w:p>
       <w:pPr>
         <w:spacing w:lineRule="auto" w:line="360" w:after="0"/>
-        <w:ind w:firstLine="0"/>
-        <w:jc w:val="left"/>
+        <w:ind w:firstLine="709"/>
+        <w:jc w:val="both"/>
       </w:pPr>
       <w:r>
         <w:rPr>
@@ -325,14 +325,14 @@
           <w:b w:val="0"/>
           <w:sz w:val="28"/>
         </w:rPr>
-        <w:t>1. Государственный бюджет и его сальдо</w:t>
+        <w:t>Проценты: i = 900. Расходы: 5000 + 1100 + 900 = 7000. Доходы: 7000.</w:t>
       </w:r>
     </w:p>
     <w:p>
       <w:pPr>
         <w:spacing w:lineRule="auto" w:line="360" w:after="0"/>
-        <w:ind w:firstLine="0"/>
-        <w:jc w:val="left"/>
+        <w:ind w:firstLine="709"/>
+        <w:jc w:val="both"/>
       </w:pPr>
       <w:r>
         <w:rPr>
@@ -340,72 +340,7 @@
           <w:b w:val="0"/>
           <w:sz w:val="28"/>
         </w:rPr>
-        <w:t>2. Решение задачи 1</w:t>
-      </w:r>
-    </w:p>
-    <w:p>
-      <w:pPr>
-        <w:spacing w:lineRule="auto" w:line="360" w:after="0"/>
-        <w:ind w:firstLine="0"/>
-        <w:jc w:val="left"/>
-      </w:pPr>
-      <w:r>
-        <w:rPr>
-          <w:rFonts w:ascii="Times New Roman" w:hAnsi="Times New Roman" w:eastAsia="Times New Roman"/>
-          <w:b w:val="0"/>
-          <w:sz w:val="28"/>
-        </w:rPr>
-        <w:t>3. Решение задачи 2</w:t>
-      </w:r>
-    </w:p>
-    <w:p>
-      <w:pPr>
-        <w:spacing w:lineRule="auto" w:line="360" w:after="0"/>
-        <w:ind w:firstLine="0"/>
-        <w:jc w:val="left"/>
-      </w:pPr>
-      <w:r>
-        <w:rPr>
-          <w:rFonts w:ascii="Times New Roman" w:hAnsi="Times New Roman" w:eastAsia="Times New Roman"/>
-          <w:b w:val="0"/>
-          <w:sz w:val="28"/>
-        </w:rPr>
-        <w:t>4. Значение бюджетной политики</w:t>
-      </w:r>
-    </w:p>
-    <w:p>
-      <w:pPr>
-        <w:spacing w:lineRule="auto" w:line="360" w:after="0"/>
-        <w:ind w:firstLine="0"/>
-        <w:jc w:val="left"/>
-      </w:pPr>
-      <w:r>
-        <w:rPr>
-          <w:rFonts w:ascii="Times New Roman" w:hAnsi="Times New Roman" w:eastAsia="Times New Roman"/>
-          <w:b w:val="0"/>
-          <w:sz w:val="28"/>
-        </w:rPr>
-        <w:t>Заключение</w:t>
-      </w:r>
-    </w:p>
-    <w:p>
-      <w:pPr>
-        <w:spacing w:lineRule="auto" w:line="360" w:after="0"/>
-        <w:ind w:firstLine="0"/>
-        <w:jc w:val="left"/>
-      </w:pPr>
-      <w:r>
-        <w:rPr>
-          <w:rFonts w:ascii="Times New Roman" w:hAnsi="Times New Roman" w:eastAsia="Times New Roman"/>
-          <w:b w:val="0"/>
-          <w:sz w:val="28"/>
-        </w:rPr>
-        <w:t>Список литературы</w:t>
-      </w:r>
-    </w:p>
-    <w:p>
-      <w:r>
-        <w:br w:type="page"/>
+        <w:t>Ответ: сальдо бюджета = 0, бюджет сбалансирован.</w:t>
       </w:r>
     </w:p>
     <w:p>
@@ -420,7 +355,7 @@
           <w:b/>
           <w:sz w:val="28"/>
         </w:rPr>
-        <w:t>Введение</w:t>
+        <w:t>Задача 2</w:t>
       </w:r>
     </w:p>
     <w:p>
@@ -435,7 +370,7 @@
           <w:b w:val="0"/>
           <w:sz w:val="28"/>
         </w:rPr>
-        <w:t>Экономическая теория изучает закономерности функционирования рыночной системы и механизмы принятия решений экономическими субъектами. Понимание базовых категорий микро- и макроэкономики необходимо для анализа реальных рыночных процессов, оценки последствий государственного вмешательства и прогнозирования поведения потребителей и производителей.</w:t>
+        <w:t>Дано: налоги 35 млн, таможенные 12 млн, неналоговые 20 млн.</w:t>
       </w:r>
     </w:p>
     <w:p>
@@ -450,7 +385,7 @@
           <w:b w:val="0"/>
           <w:sz w:val="28"/>
         </w:rPr>
-        <w:t>В современных условиях российская экономика сочетает элементы рыночной конкуренции с активной ролью государства. Это предопределяет повышенное значение анализа спроса и предложения, эластичности, рыночного равновесия и бюджетной политики. Теоретические положения, рассмотренные в настоящей работе, позволяют системно подойти к решению практических задач и сформировать целостное представление об исследуемой проблеме.</w:t>
+        <w:t>Расходы: закупки 38,4 млн, трансферты 9,7 млн, проценты 17,6 млн.</w:t>
       </w:r>
     </w:p>
     <w:p>
@@ -465,7 +400,7 @@
           <w:b w:val="0"/>
           <w:sz w:val="28"/>
         </w:rPr>
-        <w:t>Цель реферата — раскрыть теоретическое содержание темы, показать практическое значение рассматриваемых категорий и продемонстрировать умение применять экономический аппарат при решении конкретных задач. В работе использованы положения отечественных и зарубежных учебников по экономической теории, а также нормативные акты, регулирующие экономические отношения в Российской Федерации.</w:t>
+        <w:t>Доходы: 67 млн. Расходы: 65,7 млн.</w:t>
       </w:r>
     </w:p>
     <w:p>
@@ -480,1537 +415,7 @@
           <w:b w:val="0"/>
           <w:sz w:val="28"/>
         </w:rPr>
-        <w:t>Анализ рассматриваемых экономических категорий позволяет глубже понять логику рыночного механизма. Теоретические модели, несмотря на упрощения, дают ценные ориентиры для интерпретации реальных данных и оценки экономической политики.</w:t>
-      </w:r>
-    </w:p>
-    <w:p>
-      <w:pPr>
-        <w:spacing w:lineRule="auto" w:line="360" w:after="0"/>
-        <w:ind w:firstLine="709"/>
-        <w:jc w:val="both"/>
-      </w:pPr>
-      <w:r>
-        <w:rPr>
-          <w:rFonts w:ascii="Times New Roman" w:hAnsi="Times New Roman" w:eastAsia="Times New Roman"/>
-          <w:b w:val="0"/>
-          <w:sz w:val="28"/>
-        </w:rPr>
-        <w:t>Российская экономика характеризуется сочетанием рыночных институтов с сильной ролью государства. Это требует особого внимания к вопросам бюджетной устойчивости, инфляции и социальной защиты населения.</w:t>
-      </w:r>
-    </w:p>
-    <w:p>
-      <w:pPr>
-        <w:spacing w:lineRule="auto" w:line="360" w:after="0"/>
-        <w:ind w:firstLine="709"/>
-        <w:jc w:val="both"/>
-      </w:pPr>
-      <w:r>
-        <w:rPr>
-          <w:rFonts w:ascii="Times New Roman" w:hAnsi="Times New Roman" w:eastAsia="Times New Roman"/>
-          <w:b w:val="0"/>
-          <w:sz w:val="28"/>
-        </w:rPr>
-        <w:t>Анализ рассматриваемых экономических категорий позволяет глубже понять логику рыночного механизма. Теоретические модели, несмотря на упрощения, дают ценные ориентиры для интерпретации реальных данных и оценки экономической политики.</w:t>
-      </w:r>
-    </w:p>
-    <w:p>
-      <w:pPr>
-        <w:spacing w:lineRule="auto" w:line="360" w:after="0"/>
-        <w:ind w:firstLine="709"/>
-        <w:jc w:val="both"/>
-      </w:pPr>
-      <w:r>
-        <w:rPr>
-          <w:rFonts w:ascii="Times New Roman" w:hAnsi="Times New Roman" w:eastAsia="Times New Roman"/>
-          <w:b w:val="0"/>
-          <w:sz w:val="28"/>
-        </w:rPr>
-        <w:t>Российская экономика характеризуется сочетанием рыночных институтов с сильной ролью государства. Это требует особого внимания к вопросам бюджетной устойчивости, инфляции и социальной защиты населения.</w:t>
-      </w:r>
-    </w:p>
-    <w:p>
-      <w:pPr>
-        <w:spacing w:lineRule="auto" w:line="360" w:after="0"/>
-        <w:ind w:firstLine="709"/>
-        <w:jc w:val="both"/>
-      </w:pPr>
-      <w:r>
-        <w:rPr>
-          <w:rFonts w:ascii="Times New Roman" w:hAnsi="Times New Roman" w:eastAsia="Times New Roman"/>
-          <w:b w:val="0"/>
-          <w:sz w:val="28"/>
-        </w:rPr>
-        <w:t>Анализ рассматриваемых экономических категорий позволяет глубже понять логику рыночного механизма. Теоретические модели, несмотря на упрощения, дают ценные ориентиры для интерпретации реальных данных и оценки экономической политики.</w:t>
-      </w:r>
-    </w:p>
-    <w:p>
-      <w:pPr>
-        <w:spacing w:lineRule="auto" w:line="360" w:after="0"/>
-        <w:ind w:firstLine="709"/>
-        <w:jc w:val="both"/>
-      </w:pPr>
-      <w:r>
-        <w:rPr>
-          <w:rFonts w:ascii="Times New Roman" w:hAnsi="Times New Roman" w:eastAsia="Times New Roman"/>
-          <w:b w:val="0"/>
-          <w:sz w:val="28"/>
-        </w:rPr>
-        <w:t>Российская экономика характеризуется сочетанием рыночных институтов с сильной ролью государства. Это требует особого внимания к вопросам бюджетной устойчивости, инфляции и социальной защиты населения.</w:t>
-      </w:r>
-    </w:p>
-    <w:p>
-      <w:pPr>
-        <w:spacing w:lineRule="auto" w:line="360" w:after="0"/>
-        <w:ind w:firstLine="709"/>
-        <w:jc w:val="both"/>
-      </w:pPr>
-      <w:r>
-        <w:rPr>
-          <w:rFonts w:ascii="Times New Roman" w:hAnsi="Times New Roman" w:eastAsia="Times New Roman"/>
-          <w:b w:val="0"/>
-          <w:sz w:val="28"/>
-        </w:rPr>
-        <w:t>Анализ рассматриваемых экономических категорий позволяет глубже понять логику рыночного механизма. Теоретические модели, несмотря на упрощения, дают ценные ориентиры для интерпретации реальных данных и оценки экономической политики.</w:t>
-      </w:r>
-    </w:p>
-    <w:p>
-      <w:pPr>
-        <w:spacing w:lineRule="auto" w:line="360" w:after="0"/>
-        <w:ind w:firstLine="709"/>
-        <w:jc w:val="both"/>
-      </w:pPr>
-      <w:r>
-        <w:rPr>
-          <w:rFonts w:ascii="Times New Roman" w:hAnsi="Times New Roman" w:eastAsia="Times New Roman"/>
-          <w:b w:val="0"/>
-          <w:sz w:val="28"/>
-        </w:rPr>
-        <w:t>Российская экономика характеризуется сочетанием рыночных институтов с сильной ролью государства. Это требует особого внимания к вопросам бюджетной устойчивости, инфляции и социальной защиты населения.</w:t>
-      </w:r>
-    </w:p>
-    <w:p>
-      <w:pPr>
-        <w:spacing w:lineRule="auto" w:line="360" w:after="0"/>
-        <w:ind w:firstLine="709"/>
-        <w:jc w:val="both"/>
-      </w:pPr>
-      <w:r>
-        <w:rPr>
-          <w:rFonts w:ascii="Times New Roman" w:hAnsi="Times New Roman" w:eastAsia="Times New Roman"/>
-          <w:b w:val="0"/>
-          <w:sz w:val="28"/>
-        </w:rPr>
-        <w:t>Анализ рассматриваемых экономических категорий позволяет глубже понять логику рыночного механизма. Теоретические модели, несмотря на упрощения, дают ценные ориентиры для интерпретации реальных данных и оценки экономической политики.</w:t>
-      </w:r>
-    </w:p>
-    <w:p>
-      <w:pPr>
-        <w:spacing w:lineRule="auto" w:line="360" w:after="0"/>
-        <w:ind w:firstLine="709"/>
-        <w:jc w:val="both"/>
-      </w:pPr>
-      <w:r>
-        <w:rPr>
-          <w:rFonts w:ascii="Times New Roman" w:hAnsi="Times New Roman" w:eastAsia="Times New Roman"/>
-          <w:b w:val="0"/>
-          <w:sz w:val="28"/>
-        </w:rPr>
-        <w:t>Российская экономика характеризуется сочетанием рыночных институтов с сильной ролью государства. Это требует особого внимания к вопросам бюджетной устойчивости, инфляции и социальной защиты населения.</w:t>
-      </w:r>
-    </w:p>
-    <w:p>
-      <w:pPr>
-        <w:spacing w:lineRule="auto" w:line="360" w:after="0"/>
-        <w:ind w:firstLine="709"/>
-        <w:jc w:val="both"/>
-      </w:pPr>
-      <w:r>
-        <w:rPr>
-          <w:rFonts w:ascii="Times New Roman" w:hAnsi="Times New Roman" w:eastAsia="Times New Roman"/>
-          <w:b w:val="0"/>
-          <w:sz w:val="28"/>
-        </w:rPr>
-        <w:t>Анализ рассматриваемых экономических категорий позволяет глубже понять логику рыночного механизма. Теоретические модели, несмотря на упрощения, дают ценные ориентиры для интерпретации реальных данных и оценки экономической политики.</w:t>
-      </w:r>
-    </w:p>
-    <w:p>
-      <w:pPr>
-        <w:spacing w:lineRule="auto" w:line="360" w:after="0"/>
-        <w:ind w:firstLine="709"/>
-        <w:jc w:val="both"/>
-      </w:pPr>
-      <w:r>
-        <w:rPr>
-          <w:rFonts w:ascii="Times New Roman" w:hAnsi="Times New Roman" w:eastAsia="Times New Roman"/>
-          <w:b w:val="0"/>
-          <w:sz w:val="28"/>
-        </w:rPr>
-        <w:t>Российская экономика характеризуется сочетанием рыночных институтов с сильной ролью государства. Это требует особого внимания к вопросам бюджетной устойчивости, инфляции и социальной защиты населения.</w:t>
-      </w:r>
-    </w:p>
-    <w:p>
-      <w:pPr>
-        <w:spacing w:lineRule="auto" w:line="360" w:after="0"/>
-        <w:ind w:firstLine="709"/>
-        <w:jc w:val="both"/>
-      </w:pPr>
-      <w:r>
-        <w:rPr>
-          <w:rFonts w:ascii="Times New Roman" w:hAnsi="Times New Roman" w:eastAsia="Times New Roman"/>
-          <w:b w:val="0"/>
-          <w:sz w:val="28"/>
-        </w:rPr>
-        <w:t>Анализ рассматриваемых экономических категорий позволяет глубже понять логику рыночного механизма. Теоретические модели, несмотря на упрощения, дают ценные ориентиры для интерпретации реальных данных и оценки экономической политики.</w:t>
-      </w:r>
-    </w:p>
-    <w:p>
-      <w:pPr>
-        <w:spacing w:lineRule="auto" w:line="360" w:after="120"/>
-        <w:ind w:firstLine="0"/>
-        <w:jc w:val="both"/>
-      </w:pPr>
-      <w:r>
-        <w:rPr>
-          <w:rFonts w:ascii="Times New Roman" w:hAnsi="Times New Roman" w:eastAsia="Times New Roman"/>
-          <w:b/>
-          <w:sz w:val="28"/>
-        </w:rPr>
-        <w:t>1. Государственный бюджет и его сальдо</w:t>
-      </w:r>
-    </w:p>
-    <w:p>
-      <w:pPr>
-        <w:spacing w:lineRule="auto" w:line="360" w:after="0"/>
-        <w:ind w:firstLine="709"/>
-        <w:jc w:val="both"/>
-      </w:pPr>
-      <w:r>
-        <w:rPr>
-          <w:rFonts w:ascii="Times New Roman" w:hAnsi="Times New Roman" w:eastAsia="Times New Roman"/>
-          <w:b w:val="0"/>
-          <w:sz w:val="28"/>
-        </w:rPr>
-        <w:t>Государственный бюджет — форма образования и расходования денежных средств, предназначенных для финансового обеспечения задач государства. Сальдо бюджета отражает соотношение доходов и расходов.</w:t>
-      </w:r>
-    </w:p>
-    <w:p>
-      <w:pPr>
-        <w:spacing w:lineRule="auto" w:line="360" w:after="0"/>
-        <w:ind w:firstLine="709"/>
-        <w:jc w:val="both"/>
-      </w:pPr>
-      <w:r>
-        <w:rPr>
-          <w:rFonts w:ascii="Times New Roman" w:hAnsi="Times New Roman" w:eastAsia="Times New Roman"/>
-          <w:b w:val="0"/>
-          <w:sz w:val="28"/>
-        </w:rPr>
-        <w:t>Доходы бюджета включают налоги, таможенные пошлины, неналоговые поступления. Расходы — закупки товаров и услуг, трансферты населению, проценты по госдолгу, инвестиции.</w:t>
-      </w:r>
-    </w:p>
-    <w:p>
-      <w:pPr>
-        <w:spacing w:lineRule="auto" w:line="360" w:after="0"/>
-        <w:ind w:firstLine="709"/>
-        <w:jc w:val="both"/>
-      </w:pPr>
-      <w:r>
-        <w:rPr>
-          <w:rFonts w:ascii="Times New Roman" w:hAnsi="Times New Roman" w:eastAsia="Times New Roman"/>
-          <w:b w:val="0"/>
-          <w:sz w:val="28"/>
-        </w:rPr>
-        <w:t>Профицит бюджета означает превышение доходов над расходами, дефицит — превышение расходов над доходами. Сбалансированный бюджет характеризуется их равенством.</w:t>
-      </w:r>
-    </w:p>
-    <w:p>
-      <w:pPr>
-        <w:spacing w:lineRule="auto" w:line="360" w:after="0"/>
-        <w:ind w:firstLine="709"/>
-        <w:jc w:val="both"/>
-      </w:pPr>
-      <w:r>
-        <w:rPr>
-          <w:rFonts w:ascii="Times New Roman" w:hAnsi="Times New Roman" w:eastAsia="Times New Roman"/>
-          <w:b w:val="0"/>
-          <w:sz w:val="28"/>
-        </w:rPr>
-        <w:t>В условиях глобализации и цифровизации экономики традиционные представления о спросе, предложении и равновесии дополняются новыми факторами: электронной коммерцией, платформенными рынками, алгоритмическим ценообразованием.</w:t>
-      </w:r>
-    </w:p>
-    <w:p>
-      <w:pPr>
-        <w:spacing w:lineRule="auto" w:line="360" w:after="0"/>
-        <w:ind w:firstLine="709"/>
-        <w:jc w:val="both"/>
-      </w:pPr>
-      <w:r>
-        <w:rPr>
-          <w:rFonts w:ascii="Times New Roman" w:hAnsi="Times New Roman" w:eastAsia="Times New Roman"/>
-          <w:b w:val="0"/>
-          <w:sz w:val="28"/>
-        </w:rPr>
-        <w:t>Практическое применение экономического анализа находит отражение в деятельности предприятий, банков, государственных органов и международных организаций. Без понимания базовых закономерностей невозможно принимать обоснованные управленческие решения.</w:t>
-      </w:r>
-    </w:p>
-    <w:p>
-      <w:pPr>
-        <w:spacing w:lineRule="auto" w:line="360" w:after="0"/>
-        <w:ind w:firstLine="709"/>
-        <w:jc w:val="both"/>
-      </w:pPr>
-      <w:r>
-        <w:rPr>
-          <w:rFonts w:ascii="Times New Roman" w:hAnsi="Times New Roman" w:eastAsia="Times New Roman"/>
-          <w:b w:val="0"/>
-          <w:sz w:val="28"/>
-        </w:rPr>
-        <w:t>В условиях глобализации и цифровизации экономики традиционные представления о спросе, предложении и равновесии дополняются новыми факторами: электронной коммерцией, платформенными рынками, алгоритмическим ценообразованием.</w:t>
-      </w:r>
-    </w:p>
-    <w:p>
-      <w:pPr>
-        <w:spacing w:lineRule="auto" w:line="360" w:after="0"/>
-        <w:ind w:firstLine="709"/>
-        <w:jc w:val="both"/>
-      </w:pPr>
-      <w:r>
-        <w:rPr>
-          <w:rFonts w:ascii="Times New Roman" w:hAnsi="Times New Roman" w:eastAsia="Times New Roman"/>
-          <w:b w:val="0"/>
-          <w:sz w:val="28"/>
-        </w:rPr>
-        <w:t>Практическое применение экономического анализа находит отражение в деятельности предприятий, банков, государственных органов и международных организаций. Без понимания базовых закономерностей невозможно принимать обоснованные управленческие решения.</w:t>
-      </w:r>
-    </w:p>
-    <w:p>
-      <w:pPr>
-        <w:spacing w:lineRule="auto" w:line="360" w:after="0"/>
-        <w:ind w:firstLine="709"/>
-        <w:jc w:val="both"/>
-      </w:pPr>
-      <w:r>
-        <w:rPr>
-          <w:rFonts w:ascii="Times New Roman" w:hAnsi="Times New Roman" w:eastAsia="Times New Roman"/>
-          <w:b w:val="0"/>
-          <w:sz w:val="28"/>
-        </w:rPr>
-        <w:t>В условиях глобализации и цифровизации экономики традиционные представления о спросе, предложении и равновесии дополняются новыми факторами: электронной коммерцией, платформенными рынками, алгоритмическим ценообразованием.</w:t>
-      </w:r>
-    </w:p>
-    <w:p>
-      <w:pPr>
-        <w:spacing w:lineRule="auto" w:line="360" w:after="0"/>
-        <w:ind w:firstLine="709"/>
-        <w:jc w:val="both"/>
-      </w:pPr>
-      <w:r>
-        <w:rPr>
-          <w:rFonts w:ascii="Times New Roman" w:hAnsi="Times New Roman" w:eastAsia="Times New Roman"/>
-          <w:b w:val="0"/>
-          <w:sz w:val="28"/>
-        </w:rPr>
-        <w:t>Практическое применение экономического анализа находит отражение в деятельности предприятий, банков, государственных органов и международных организаций. Без понимания базовых закономерностей невозможно принимать обоснованные управленческие решения.</w:t>
-      </w:r>
-    </w:p>
-    <w:p>
-      <w:pPr>
-        <w:spacing w:lineRule="auto" w:line="360" w:after="0"/>
-        <w:ind w:firstLine="709"/>
-        <w:jc w:val="both"/>
-      </w:pPr>
-      <w:r>
-        <w:rPr>
-          <w:rFonts w:ascii="Times New Roman" w:hAnsi="Times New Roman" w:eastAsia="Times New Roman"/>
-          <w:b w:val="0"/>
-          <w:sz w:val="28"/>
-        </w:rPr>
-        <w:t>В условиях глобализации и цифровизации экономики традиционные представления о спросе, предложении и равновесии дополняются новыми факторами: электронной коммерцией, платформенными рынками, алгоритмическим ценообразованием.</w:t>
-      </w:r>
-    </w:p>
-    <w:p>
-      <w:pPr>
-        <w:spacing w:lineRule="auto" w:line="360" w:after="0"/>
-        <w:ind w:firstLine="709"/>
-        <w:jc w:val="both"/>
-      </w:pPr>
-      <w:r>
-        <w:rPr>
-          <w:rFonts w:ascii="Times New Roman" w:hAnsi="Times New Roman" w:eastAsia="Times New Roman"/>
-          <w:b w:val="0"/>
-          <w:sz w:val="28"/>
-        </w:rPr>
-        <w:t>Практическое применение экономического анализа находит отражение в деятельности предприятий, банков, государственных органов и международных организаций. Без понимания базовых закономерностей невозможно принимать обоснованные управленческие решения.</w:t>
-      </w:r>
-    </w:p>
-    <w:p>
-      <w:pPr>
-        <w:spacing w:lineRule="auto" w:line="360" w:after="0"/>
-        <w:ind w:firstLine="709"/>
-        <w:jc w:val="both"/>
-      </w:pPr>
-      <w:r>
-        <w:rPr>
-          <w:rFonts w:ascii="Times New Roman" w:hAnsi="Times New Roman" w:eastAsia="Times New Roman"/>
-          <w:b w:val="0"/>
-          <w:sz w:val="28"/>
-        </w:rPr>
-        <w:t>В условиях глобализации и цифровизации экономики традиционные представления о спросе, предложении и равновесии дополняются новыми факторами: электронной коммерцией, платформенными рынками, алгоритмическим ценообразованием.</w:t>
-      </w:r>
-    </w:p>
-    <w:p>
-      <w:pPr>
-        <w:spacing w:lineRule="auto" w:line="360" w:after="0"/>
-        <w:ind w:firstLine="709"/>
-        <w:jc w:val="both"/>
-      </w:pPr>
-      <w:r>
-        <w:rPr>
-          <w:rFonts w:ascii="Times New Roman" w:hAnsi="Times New Roman" w:eastAsia="Times New Roman"/>
-          <w:b w:val="0"/>
-          <w:sz w:val="28"/>
-        </w:rPr>
-        <w:t>Практическое применение экономического анализа находит отражение в деятельности предприятий, банков, государственных органов и международных организаций. Без понимания базовых закономерностей невозможно принимать обоснованные управленческие решения.</w:t>
-      </w:r>
-    </w:p>
-    <w:p>
-      <w:pPr>
-        <w:spacing w:lineRule="auto" w:line="360" w:after="0"/>
-        <w:ind w:firstLine="709"/>
-        <w:jc w:val="both"/>
-      </w:pPr>
-      <w:r>
-        <w:rPr>
-          <w:rFonts w:ascii="Times New Roman" w:hAnsi="Times New Roman" w:eastAsia="Times New Roman"/>
-          <w:b w:val="0"/>
-          <w:sz w:val="28"/>
-        </w:rPr>
-        <w:t>В условиях глобализации и цифровизации экономики традиционные представления о спросе, предложении и равновесии дополняются новыми факторами: электронной коммерцией, платформенными рынками, алгоритмическим ценообразованием.</w:t>
-      </w:r>
-    </w:p>
-    <w:p>
-      <w:pPr>
-        <w:spacing w:lineRule="auto" w:line="360" w:after="0"/>
-        <w:ind w:firstLine="709"/>
-        <w:jc w:val="both"/>
-      </w:pPr>
-      <w:r>
-        <w:rPr>
-          <w:rFonts w:ascii="Times New Roman" w:hAnsi="Times New Roman" w:eastAsia="Times New Roman"/>
-          <w:b w:val="0"/>
-          <w:sz w:val="28"/>
-        </w:rPr>
-        <w:t>Практическое применение экономического анализа находит отражение в деятельности предприятий, банков, государственных органов и международных организаций. Без понимания базовых закономерностей невозможно принимать обоснованные управленческие решения.</w:t>
-      </w:r>
-    </w:p>
-    <w:p>
-      <w:pPr>
-        <w:spacing w:lineRule="auto" w:line="360" w:after="0"/>
-        <w:ind w:firstLine="709"/>
-        <w:jc w:val="both"/>
-      </w:pPr>
-      <w:r>
-        <w:rPr>
-          <w:rFonts w:ascii="Times New Roman" w:hAnsi="Times New Roman" w:eastAsia="Times New Roman"/>
-          <w:b w:val="0"/>
-          <w:sz w:val="28"/>
-        </w:rPr>
-        <w:t>В условиях глобализации и цифровизации экономики традиционные представления о спросе, предложении и равновесии дополняются новыми факторами: электронной коммерцией, платформенными рынками, алгоритмическим ценообразованием.</w:t>
-      </w:r>
-    </w:p>
-    <w:p>
-      <w:pPr>
-        <w:spacing w:lineRule="auto" w:line="360" w:after="120"/>
-        <w:ind w:firstLine="0"/>
-        <w:jc w:val="both"/>
-      </w:pPr>
-      <w:r>
-        <w:rPr>
-          <w:rFonts w:ascii="Times New Roman" w:hAnsi="Times New Roman" w:eastAsia="Times New Roman"/>
-          <w:b/>
-          <w:sz w:val="28"/>
-        </w:rPr>
-        <w:t>2. Решение задачи 1</w:t>
-      </w:r>
-    </w:p>
-    <w:p>
-      <w:pPr>
-        <w:spacing w:lineRule="auto" w:line="360" w:after="0"/>
-        <w:ind w:firstLine="709"/>
-        <w:jc w:val="both"/>
-      </w:pPr>
-      <w:r>
-        <w:rPr>
-          <w:rFonts w:ascii="Times New Roman" w:hAnsi="Times New Roman" w:eastAsia="Times New Roman"/>
-          <w:b w:val="0"/>
-          <w:sz w:val="28"/>
-        </w:rPr>
-        <w:t>Дано: G = 5000; T = 7000; TR = 1100; D = 9000; ставка по долгу r = 10%. Проценты: i = 0,1 · 9000 = 900.</w:t>
-      </w:r>
-    </w:p>
-    <w:p>
-      <w:pPr>
-        <w:spacing w:lineRule="auto" w:line="360" w:after="0"/>
-        <w:ind w:firstLine="709"/>
-        <w:jc w:val="both"/>
-      </w:pPr>
-      <w:r>
-        <w:rPr>
-          <w:rFonts w:ascii="Times New Roman" w:hAnsi="Times New Roman" w:eastAsia="Times New Roman"/>
-          <w:b w:val="0"/>
-          <w:sz w:val="28"/>
-        </w:rPr>
-        <w:t>Совокупные расходы: G + TR + i = 5000 + 1100 + 900 = 7000. Доходы: T = 7000.</w:t>
-      </w:r>
-    </w:p>
-    <w:p>
-      <w:pPr>
-        <w:spacing w:lineRule="auto" w:line="360" w:after="0"/>
-        <w:ind w:firstLine="709"/>
-        <w:jc w:val="both"/>
-      </w:pPr>
-      <w:r>
-        <w:rPr>
-          <w:rFonts w:ascii="Times New Roman" w:hAnsi="Times New Roman" w:eastAsia="Times New Roman"/>
-          <w:b w:val="0"/>
-          <w:sz w:val="28"/>
-        </w:rPr>
-        <w:t>Сальдо бюджета = 7000 − 7000 = 0. Бюджет сбалансирован.</w:t>
-      </w:r>
-    </w:p>
-    <w:p>
-      <w:pPr>
-        <w:spacing w:lineRule="auto" w:line="360" w:after="0"/>
-        <w:ind w:firstLine="709"/>
-        <w:jc w:val="both"/>
-      </w:pPr>
-      <w:r>
-        <w:rPr>
-          <w:rFonts w:ascii="Times New Roman" w:hAnsi="Times New Roman" w:eastAsia="Times New Roman"/>
-          <w:b w:val="0"/>
-          <w:sz w:val="28"/>
-        </w:rPr>
-        <w:t>Российская экономика характеризуется сочетанием рыночных институтов с сильной ролью государства. Это требует особого внимания к вопросам бюджетной устойчивости, инфляции и социальной защиты населения.</w:t>
-      </w:r>
-    </w:p>
-    <w:p>
-      <w:pPr>
-        <w:spacing w:lineRule="auto" w:line="360" w:after="0"/>
-        <w:ind w:firstLine="709"/>
-        <w:jc w:val="both"/>
-      </w:pPr>
-      <w:r>
-        <w:rPr>
-          <w:rFonts w:ascii="Times New Roman" w:hAnsi="Times New Roman" w:eastAsia="Times New Roman"/>
-          <w:b w:val="0"/>
-          <w:sz w:val="28"/>
-        </w:rPr>
-        <w:t>Анализ рассматриваемых экономических категорий позволяет глубже понять логику рыночного механизма. Теоретические модели, несмотря на упрощения, дают ценные ориентиры для интерпретации реальных данных и оценки экономической политики.</w:t>
-      </w:r>
-    </w:p>
-    <w:p>
-      <w:pPr>
-        <w:spacing w:lineRule="auto" w:line="360" w:after="0"/>
-        <w:ind w:firstLine="709"/>
-        <w:jc w:val="both"/>
-      </w:pPr>
-      <w:r>
-        <w:rPr>
-          <w:rFonts w:ascii="Times New Roman" w:hAnsi="Times New Roman" w:eastAsia="Times New Roman"/>
-          <w:b w:val="0"/>
-          <w:sz w:val="28"/>
-        </w:rPr>
-        <w:t>Российская экономика характеризуется сочетанием рыночных институтов с сильной ролью государства. Это требует особого внимания к вопросам бюджетной устойчивости, инфляции и социальной защиты населения.</w:t>
-      </w:r>
-    </w:p>
-    <w:p>
-      <w:pPr>
-        <w:spacing w:lineRule="auto" w:line="360" w:after="0"/>
-        <w:ind w:firstLine="709"/>
-        <w:jc w:val="both"/>
-      </w:pPr>
-      <w:r>
-        <w:rPr>
-          <w:rFonts w:ascii="Times New Roman" w:hAnsi="Times New Roman" w:eastAsia="Times New Roman"/>
-          <w:b w:val="0"/>
-          <w:sz w:val="28"/>
-        </w:rPr>
-        <w:t>Анализ рассматриваемых экономических категорий позволяет глубже понять логику рыночного механизма. Теоретические модели, несмотря на упрощения, дают ценные ориентиры для интерпретации реальных данных и оценки экономической политики.</w:t>
-      </w:r>
-    </w:p>
-    <w:p>
-      <w:pPr>
-        <w:spacing w:lineRule="auto" w:line="360" w:after="0"/>
-        <w:ind w:firstLine="709"/>
-        <w:jc w:val="both"/>
-      </w:pPr>
-      <w:r>
-        <w:rPr>
-          <w:rFonts w:ascii="Times New Roman" w:hAnsi="Times New Roman" w:eastAsia="Times New Roman"/>
-          <w:b w:val="0"/>
-          <w:sz w:val="28"/>
-        </w:rPr>
-        <w:t>Российская экономика характеризуется сочетанием рыночных институтов с сильной ролью государства. Это требует особого внимания к вопросам бюджетной устойчивости, инфляции и социальной защиты населения.</w:t>
-      </w:r>
-    </w:p>
-    <w:p>
-      <w:pPr>
-        <w:spacing w:lineRule="auto" w:line="360" w:after="0"/>
-        <w:ind w:firstLine="709"/>
-        <w:jc w:val="both"/>
-      </w:pPr>
-      <w:r>
-        <w:rPr>
-          <w:rFonts w:ascii="Times New Roman" w:hAnsi="Times New Roman" w:eastAsia="Times New Roman"/>
-          <w:b w:val="0"/>
-          <w:sz w:val="28"/>
-        </w:rPr>
-        <w:t>Анализ рассматриваемых экономических категорий позволяет глубже понять логику рыночного механизма. Теоретические модели, несмотря на упрощения, дают ценные ориентиры для интерпретации реальных данных и оценки экономической политики.</w:t>
-      </w:r>
-    </w:p>
-    <w:p>
-      <w:pPr>
-        <w:spacing w:lineRule="auto" w:line="360" w:after="0"/>
-        <w:ind w:firstLine="709"/>
-        <w:jc w:val="both"/>
-      </w:pPr>
-      <w:r>
-        <w:rPr>
-          <w:rFonts w:ascii="Times New Roman" w:hAnsi="Times New Roman" w:eastAsia="Times New Roman"/>
-          <w:b w:val="0"/>
-          <w:sz w:val="28"/>
-        </w:rPr>
-        <w:t>Российская экономика характеризуется сочетанием рыночных институтов с сильной ролью государства. Это требует особого внимания к вопросам бюджетной устойчивости, инфляции и социальной защиты населения.</w:t>
-      </w:r>
-    </w:p>
-    <w:p>
-      <w:pPr>
-        <w:spacing w:lineRule="auto" w:line="360" w:after="0"/>
-        <w:ind w:firstLine="709"/>
-        <w:jc w:val="both"/>
-      </w:pPr>
-      <w:r>
-        <w:rPr>
-          <w:rFonts w:ascii="Times New Roman" w:hAnsi="Times New Roman" w:eastAsia="Times New Roman"/>
-          <w:b w:val="0"/>
-          <w:sz w:val="28"/>
-        </w:rPr>
-        <w:t>Анализ рассматриваемых экономических категорий позволяет глубже понять логику рыночного механизма. Теоретические модели, несмотря на упрощения, дают ценные ориентиры для интерпретации реальных данных и оценки экономической политики.</w:t>
-      </w:r>
-    </w:p>
-    <w:p>
-      <w:pPr>
-        <w:spacing w:lineRule="auto" w:line="360" w:after="0"/>
-        <w:ind w:firstLine="709"/>
-        <w:jc w:val="both"/>
-      </w:pPr>
-      <w:r>
-        <w:rPr>
-          <w:rFonts w:ascii="Times New Roman" w:hAnsi="Times New Roman" w:eastAsia="Times New Roman"/>
-          <w:b w:val="0"/>
-          <w:sz w:val="28"/>
-        </w:rPr>
-        <w:t>Российская экономика характеризуется сочетанием рыночных институтов с сильной ролью государства. Это требует особого внимания к вопросам бюджетной устойчивости, инфляции и социальной защиты населения.</w:t>
-      </w:r>
-    </w:p>
-    <w:p>
-      <w:pPr>
-        <w:spacing w:lineRule="auto" w:line="360" w:after="0"/>
-        <w:ind w:firstLine="709"/>
-        <w:jc w:val="both"/>
-      </w:pPr>
-      <w:r>
-        <w:rPr>
-          <w:rFonts w:ascii="Times New Roman" w:hAnsi="Times New Roman" w:eastAsia="Times New Roman"/>
-          <w:b w:val="0"/>
-          <w:sz w:val="28"/>
-        </w:rPr>
-        <w:t>Анализ рассматриваемых экономических категорий позволяет глубже понять логику рыночного механизма. Теоретические модели, несмотря на упрощения, дают ценные ориентиры для интерпретации реальных данных и оценки экономической политики.</w:t>
-      </w:r>
-    </w:p>
-    <w:p>
-      <w:pPr>
-        <w:spacing w:lineRule="auto" w:line="360" w:after="0"/>
-        <w:ind w:firstLine="709"/>
-        <w:jc w:val="both"/>
-      </w:pPr>
-      <w:r>
-        <w:rPr>
-          <w:rFonts w:ascii="Times New Roman" w:hAnsi="Times New Roman" w:eastAsia="Times New Roman"/>
-          <w:b w:val="0"/>
-          <w:sz w:val="28"/>
-        </w:rPr>
-        <w:t>Российская экономика характеризуется сочетанием рыночных институтов с сильной ролью государства. Это требует особого внимания к вопросам бюджетной устойчивости, инфляции и социальной защиты населения.</w:t>
-      </w:r>
-    </w:p>
-    <w:p>
-      <w:pPr>
-        <w:spacing w:lineRule="auto" w:line="360" w:after="0"/>
-        <w:ind w:firstLine="709"/>
-        <w:jc w:val="both"/>
-      </w:pPr>
-      <w:r>
-        <w:rPr>
-          <w:rFonts w:ascii="Times New Roman" w:hAnsi="Times New Roman" w:eastAsia="Times New Roman"/>
-          <w:b w:val="0"/>
-          <w:sz w:val="28"/>
-        </w:rPr>
-        <w:t>Анализ рассматриваемых экономических категорий позволяет глубже понять логику рыночного механизма. Теоретические модели, несмотря на упрощения, дают ценные ориентиры для интерпретации реальных данных и оценки экономической политики.</w:t>
-      </w:r>
-    </w:p>
-    <w:p>
-      <w:pPr>
-        <w:spacing w:lineRule="auto" w:line="360" w:after="0"/>
-        <w:ind w:firstLine="709"/>
-        <w:jc w:val="both"/>
-      </w:pPr>
-      <w:r>
-        <w:rPr>
-          <w:rFonts w:ascii="Times New Roman" w:hAnsi="Times New Roman" w:eastAsia="Times New Roman"/>
-          <w:b w:val="0"/>
-          <w:sz w:val="28"/>
-        </w:rPr>
-        <w:t>Российская экономика характеризуется сочетанием рыночных институтов с сильной ролью государства. Это требует особого внимания к вопросам бюджетной устойчивости, инфляции и социальной защиты населения.</w:t>
-      </w:r>
-    </w:p>
-    <w:p>
-      <w:pPr>
-        <w:spacing w:lineRule="auto" w:line="360" w:after="120"/>
-        <w:ind w:firstLine="0"/>
-        <w:jc w:val="both"/>
-      </w:pPr>
-      <w:r>
-        <w:rPr>
-          <w:rFonts w:ascii="Times New Roman" w:hAnsi="Times New Roman" w:eastAsia="Times New Roman"/>
-          <w:b/>
-          <w:sz w:val="28"/>
-        </w:rPr>
-        <w:t>3. Решение задачи 2</w:t>
-      </w:r>
-    </w:p>
-    <w:p>
-      <w:pPr>
-        <w:spacing w:lineRule="auto" w:line="360" w:after="0"/>
-        <w:ind w:firstLine="709"/>
-        <w:jc w:val="both"/>
-      </w:pPr>
-      <w:r>
-        <w:rPr>
-          <w:rFonts w:ascii="Times New Roman" w:hAnsi="Times New Roman" w:eastAsia="Times New Roman"/>
-          <w:b w:val="0"/>
-          <w:sz w:val="28"/>
-        </w:rPr>
-        <w:t>Дано за 2006 г.: налоги 35 млн, таможенные сборы 12 млн, неналоговые 20 млн. Расходы: закупки 38,4 млн, трансферты 9,7 млн, проценты 17,6 млн.</w:t>
-      </w:r>
-    </w:p>
-    <w:p>
-      <w:pPr>
-        <w:spacing w:lineRule="auto" w:line="360" w:after="0"/>
-        <w:ind w:firstLine="709"/>
-        <w:jc w:val="both"/>
-      </w:pPr>
-      <w:r>
-        <w:rPr>
-          <w:rFonts w:ascii="Times New Roman" w:hAnsi="Times New Roman" w:eastAsia="Times New Roman"/>
-          <w:b w:val="0"/>
-          <w:sz w:val="28"/>
-        </w:rPr>
-        <w:t>Доходы: 35 + 12 + 20 = 67 млн у. е. Расходы: 38,4 + 9,7 + 17,6 = 65,7 млн у. е.</w:t>
-      </w:r>
-    </w:p>
-    <w:p>
-      <w:pPr>
-        <w:spacing w:lineRule="auto" w:line="360" w:after="0"/>
-        <w:ind w:firstLine="709"/>
-        <w:jc w:val="both"/>
-      </w:pPr>
-      <w:r>
-        <w:rPr>
-          <w:rFonts w:ascii="Times New Roman" w:hAnsi="Times New Roman" w:eastAsia="Times New Roman"/>
-          <w:b w:val="0"/>
-          <w:sz w:val="28"/>
-        </w:rPr>
-        <w:t>Сальдо: 67 − 65,7 = +1,3 млн у. е. Бюджет профицитный.</w:t>
-      </w:r>
-    </w:p>
-    <w:p>
-      <w:pPr>
-        <w:spacing w:lineRule="auto" w:line="360" w:after="0"/>
-        <w:ind w:firstLine="709"/>
-        <w:jc w:val="both"/>
-      </w:pPr>
-      <w:r>
-        <w:rPr>
-          <w:rFonts w:ascii="Times New Roman" w:hAnsi="Times New Roman" w:eastAsia="Times New Roman"/>
-          <w:b w:val="0"/>
-          <w:sz w:val="28"/>
-        </w:rPr>
-        <w:t>Практическое применение экономического анализа находит отражение в деятельности предприятий, банков, государственных органов и международных организаций. Без понимания базовых закономерностей невозможно принимать обоснованные управленческие решения.</w:t>
-      </w:r>
-    </w:p>
-    <w:p>
-      <w:pPr>
-        <w:spacing w:lineRule="auto" w:line="360" w:after="0"/>
-        <w:ind w:firstLine="709"/>
-        <w:jc w:val="both"/>
-      </w:pPr>
-      <w:r>
-        <w:rPr>
-          <w:rFonts w:ascii="Times New Roman" w:hAnsi="Times New Roman" w:eastAsia="Times New Roman"/>
-          <w:b w:val="0"/>
-          <w:sz w:val="28"/>
-        </w:rPr>
-        <w:t>В условиях глобализации и цифровизации экономики традиционные представления о спросе, предложении и равновесии дополняются новыми факторами: электронной коммерцией, платформенными рынками, алгоритмическим ценообразованием.</w:t>
-      </w:r>
-    </w:p>
-    <w:p>
-      <w:pPr>
-        <w:spacing w:lineRule="auto" w:line="360" w:after="0"/>
-        <w:ind w:firstLine="709"/>
-        <w:jc w:val="both"/>
-      </w:pPr>
-      <w:r>
-        <w:rPr>
-          <w:rFonts w:ascii="Times New Roman" w:hAnsi="Times New Roman" w:eastAsia="Times New Roman"/>
-          <w:b w:val="0"/>
-          <w:sz w:val="28"/>
-        </w:rPr>
-        <w:t>Практическое применение экономического анализа находит отражение в деятельности предприятий, банков, государственных органов и международных организаций. Без понимания базовых закономерностей невозможно принимать обоснованные управленческие решения.</w:t>
-      </w:r>
-    </w:p>
-    <w:p>
-      <w:pPr>
-        <w:spacing w:lineRule="auto" w:line="360" w:after="0"/>
-        <w:ind w:firstLine="709"/>
-        <w:jc w:val="both"/>
-      </w:pPr>
-      <w:r>
-        <w:rPr>
-          <w:rFonts w:ascii="Times New Roman" w:hAnsi="Times New Roman" w:eastAsia="Times New Roman"/>
-          <w:b w:val="0"/>
-          <w:sz w:val="28"/>
-        </w:rPr>
-        <w:t>В условиях глобализации и цифровизации экономики традиционные представления о спросе, предложении и равновесии дополняются новыми факторами: электронной коммерцией, платформенными рынками, алгоритмическим ценообразованием.</w:t>
-      </w:r>
-    </w:p>
-    <w:p>
-      <w:pPr>
-        <w:spacing w:lineRule="auto" w:line="360" w:after="0"/>
-        <w:ind w:firstLine="709"/>
-        <w:jc w:val="both"/>
-      </w:pPr>
-      <w:r>
-        <w:rPr>
-          <w:rFonts w:ascii="Times New Roman" w:hAnsi="Times New Roman" w:eastAsia="Times New Roman"/>
-          <w:b w:val="0"/>
-          <w:sz w:val="28"/>
-        </w:rPr>
-        <w:t>Практическое применение экономического анализа находит отражение в деятельности предприятий, банков, государственных органов и международных организаций. Без понимания базовых закономерностей невозможно принимать обоснованные управленческие решения.</w:t>
-      </w:r>
-    </w:p>
-    <w:p>
-      <w:pPr>
-        <w:spacing w:lineRule="auto" w:line="360" w:after="0"/>
-        <w:ind w:firstLine="709"/>
-        <w:jc w:val="both"/>
-      </w:pPr>
-      <w:r>
-        <w:rPr>
-          <w:rFonts w:ascii="Times New Roman" w:hAnsi="Times New Roman" w:eastAsia="Times New Roman"/>
-          <w:b w:val="0"/>
-          <w:sz w:val="28"/>
-        </w:rPr>
-        <w:t>В условиях глобализации и цифровизации экономики традиционные представления о спросе, предложении и равновесии дополняются новыми факторами: электронной коммерцией, платформенными рынками, алгоритмическим ценообразованием.</w:t>
-      </w:r>
-    </w:p>
-    <w:p>
-      <w:pPr>
-        <w:spacing w:lineRule="auto" w:line="360" w:after="0"/>
-        <w:ind w:firstLine="709"/>
-        <w:jc w:val="both"/>
-      </w:pPr>
-      <w:r>
-        <w:rPr>
-          <w:rFonts w:ascii="Times New Roman" w:hAnsi="Times New Roman" w:eastAsia="Times New Roman"/>
-          <w:b w:val="0"/>
-          <w:sz w:val="28"/>
-        </w:rPr>
-        <w:t>Практическое применение экономического анализа находит отражение в деятельности предприятий, банков, государственных органов и международных организаций. Без понимания базовых закономерностей невозможно принимать обоснованные управленческие решения.</w:t>
-      </w:r>
-    </w:p>
-    <w:p>
-      <w:pPr>
-        <w:spacing w:lineRule="auto" w:line="360" w:after="0"/>
-        <w:ind w:firstLine="709"/>
-        <w:jc w:val="both"/>
-      </w:pPr>
-      <w:r>
-        <w:rPr>
-          <w:rFonts w:ascii="Times New Roman" w:hAnsi="Times New Roman" w:eastAsia="Times New Roman"/>
-          <w:b w:val="0"/>
-          <w:sz w:val="28"/>
-        </w:rPr>
-        <w:t>В условиях глобализации и цифровизации экономики традиционные представления о спросе, предложении и равновесии дополняются новыми факторами: электронной коммерцией, платформенными рынками, алгоритмическим ценообразованием.</w:t>
-      </w:r>
-    </w:p>
-    <w:p>
-      <w:pPr>
-        <w:spacing w:lineRule="auto" w:line="360" w:after="0"/>
-        <w:ind w:firstLine="709"/>
-        <w:jc w:val="both"/>
-      </w:pPr>
-      <w:r>
-        <w:rPr>
-          <w:rFonts w:ascii="Times New Roman" w:hAnsi="Times New Roman" w:eastAsia="Times New Roman"/>
-          <w:b w:val="0"/>
-          <w:sz w:val="28"/>
-        </w:rPr>
-        <w:t>Практическое применение экономического анализа находит отражение в деятельности предприятий, банков, государственных органов и международных организаций. Без понимания базовых закономерностей невозможно принимать обоснованные управленческие решения.</w:t>
-      </w:r>
-    </w:p>
-    <w:p>
-      <w:pPr>
-        <w:spacing w:lineRule="auto" w:line="360" w:after="0"/>
-        <w:ind w:firstLine="709"/>
-        <w:jc w:val="both"/>
-      </w:pPr>
-      <w:r>
-        <w:rPr>
-          <w:rFonts w:ascii="Times New Roman" w:hAnsi="Times New Roman" w:eastAsia="Times New Roman"/>
-          <w:b w:val="0"/>
-          <w:sz w:val="28"/>
-        </w:rPr>
-        <w:t>В условиях глобализации и цифровизации экономики традиционные представления о спросе, предложении и равновесии дополняются новыми факторами: электронной коммерцией, платформенными рынками, алгоритмическим ценообразованием.</w:t>
-      </w:r>
-    </w:p>
-    <w:p>
-      <w:pPr>
-        <w:spacing w:lineRule="auto" w:line="360" w:after="0"/>
-        <w:ind w:firstLine="709"/>
-        <w:jc w:val="both"/>
-      </w:pPr>
-      <w:r>
-        <w:rPr>
-          <w:rFonts w:ascii="Times New Roman" w:hAnsi="Times New Roman" w:eastAsia="Times New Roman"/>
-          <w:b w:val="0"/>
-          <w:sz w:val="28"/>
-        </w:rPr>
-        <w:t>Практическое применение экономического анализа находит отражение в деятельности предприятий, банков, государственных органов и международных организаций. Без понимания базовых закономерностей невозможно принимать обоснованные управленческие решения.</w:t>
-      </w:r>
-    </w:p>
-    <w:p>
-      <w:pPr>
-        <w:spacing w:lineRule="auto" w:line="360" w:after="0"/>
-        <w:ind w:firstLine="709"/>
-        <w:jc w:val="both"/>
-      </w:pPr>
-      <w:r>
-        <w:rPr>
-          <w:rFonts w:ascii="Times New Roman" w:hAnsi="Times New Roman" w:eastAsia="Times New Roman"/>
-          <w:b w:val="0"/>
-          <w:sz w:val="28"/>
-        </w:rPr>
-        <w:t>В условиях глобализации и цифровизации экономики традиционные представления о спросе, предложении и равновесии дополняются новыми факторами: электронной коммерцией, платформенными рынками, алгоритмическим ценообразованием.</w:t>
-      </w:r>
-    </w:p>
-    <w:p>
-      <w:pPr>
-        <w:spacing w:lineRule="auto" w:line="360" w:after="0"/>
-        <w:ind w:firstLine="709"/>
-        <w:jc w:val="both"/>
-      </w:pPr>
-      <w:r>
-        <w:rPr>
-          <w:rFonts w:ascii="Times New Roman" w:hAnsi="Times New Roman" w:eastAsia="Times New Roman"/>
-          <w:b w:val="0"/>
-          <w:sz w:val="28"/>
-        </w:rPr>
-        <w:t>Практическое применение экономического анализа находит отражение в деятельности предприятий, банков, государственных органов и международных организаций. Без понимания базовых закономерностей невозможно принимать обоснованные управленческие решения.</w:t>
-      </w:r>
-    </w:p>
-    <w:p>
-      <w:pPr>
-        <w:spacing w:lineRule="auto" w:line="360" w:after="120"/>
-        <w:ind w:firstLine="0"/>
-        <w:jc w:val="both"/>
-      </w:pPr>
-      <w:r>
-        <w:rPr>
-          <w:rFonts w:ascii="Times New Roman" w:hAnsi="Times New Roman" w:eastAsia="Times New Roman"/>
-          <w:b/>
-          <w:sz w:val="28"/>
-        </w:rPr>
-        <w:t>4. Значение бюджетной политики</w:t>
-      </w:r>
-    </w:p>
-    <w:p>
-      <w:pPr>
-        <w:spacing w:lineRule="auto" w:line="360" w:after="0"/>
-        <w:ind w:firstLine="709"/>
-        <w:jc w:val="both"/>
-      </w:pPr>
-      <w:r>
-        <w:rPr>
-          <w:rFonts w:ascii="Times New Roman" w:hAnsi="Times New Roman" w:eastAsia="Times New Roman"/>
-          <w:b w:val="0"/>
-          <w:sz w:val="28"/>
-        </w:rPr>
-        <w:t>Состояние бюджета влияет на совокупный спрос, инфляцию, государственный долг и инвестиционный климат. Профицит позволяет снижать долг, дефицит требует заимствований.</w:t>
-      </w:r>
-    </w:p>
-    <w:p>
-      <w:pPr>
-        <w:spacing w:lineRule="auto" w:line="360" w:after="0"/>
-        <w:ind w:firstLine="709"/>
-        <w:jc w:val="both"/>
-      </w:pPr>
-      <w:r>
-        <w:rPr>
-          <w:rFonts w:ascii="Times New Roman" w:hAnsi="Times New Roman" w:eastAsia="Times New Roman"/>
-          <w:b w:val="0"/>
-          <w:sz w:val="28"/>
-        </w:rPr>
-        <w:t>Государственное регулирование экономики включает фискальную и монетарную политику, регулирование естественных монополий, социальную политику.</w:t>
-      </w:r>
-    </w:p>
-    <w:p>
-      <w:pPr>
-        <w:spacing w:lineRule="auto" w:line="360" w:after="0"/>
-        <w:ind w:firstLine="709"/>
-        <w:jc w:val="both"/>
-      </w:pPr>
-      <w:r>
-        <w:rPr>
-          <w:rFonts w:ascii="Times New Roman" w:hAnsi="Times New Roman" w:eastAsia="Times New Roman"/>
-          <w:b w:val="0"/>
-          <w:sz w:val="28"/>
-        </w:rPr>
-        <w:t>В России бюджетная система многоуровневая: федеральный, региональные и местные бюджеты. Их согласованность важна для макроэкономической стабильности.</w:t>
-      </w:r>
-    </w:p>
-    <w:p>
-      <w:pPr>
-        <w:spacing w:lineRule="auto" w:line="360" w:after="0"/>
-        <w:ind w:firstLine="709"/>
-        <w:jc w:val="both"/>
-      </w:pPr>
-      <w:r>
-        <w:rPr>
-          <w:rFonts w:ascii="Times New Roman" w:hAnsi="Times New Roman" w:eastAsia="Times New Roman"/>
-          <w:b w:val="0"/>
-          <w:sz w:val="28"/>
-        </w:rPr>
-        <w:t>Анализ рассматриваемых экономических категорий позволяет глубже понять логику рыночного механизма. Теоретические модели, несмотря на упрощения, дают ценные ориентиры для интерпретации реальных данных и оценки экономической политики.</w:t>
-      </w:r>
-    </w:p>
-    <w:p>
-      <w:pPr>
-        <w:spacing w:lineRule="auto" w:line="360" w:after="0"/>
-        <w:ind w:firstLine="709"/>
-        <w:jc w:val="both"/>
-      </w:pPr>
-      <w:r>
-        <w:rPr>
-          <w:rFonts w:ascii="Times New Roman" w:hAnsi="Times New Roman" w:eastAsia="Times New Roman"/>
-          <w:b w:val="0"/>
-          <w:sz w:val="28"/>
-        </w:rPr>
-        <w:t>Российская экономика характеризуется сочетанием рыночных институтов с сильной ролью государства. Это требует особого внимания к вопросам бюджетной устойчивости, инфляции и социальной защиты населения.</w:t>
-      </w:r>
-    </w:p>
-    <w:p>
-      <w:pPr>
-        <w:spacing w:lineRule="auto" w:line="360" w:after="0"/>
-        <w:ind w:firstLine="709"/>
-        <w:jc w:val="both"/>
-      </w:pPr>
-      <w:r>
-        <w:rPr>
-          <w:rFonts w:ascii="Times New Roman" w:hAnsi="Times New Roman" w:eastAsia="Times New Roman"/>
-          <w:b w:val="0"/>
-          <w:sz w:val="28"/>
-        </w:rPr>
-        <w:t>Анализ рассматриваемых экономических категорий позволяет глубже понять логику рыночного механизма. Теоретические модели, несмотря на упрощения, дают ценные ориентиры для интерпретации реальных данных и оценки экономической политики.</w:t>
-      </w:r>
-    </w:p>
-    <w:p>
-      <w:pPr>
-        <w:spacing w:lineRule="auto" w:line="360" w:after="0"/>
-        <w:ind w:firstLine="709"/>
-        <w:jc w:val="both"/>
-      </w:pPr>
-      <w:r>
-        <w:rPr>
-          <w:rFonts w:ascii="Times New Roman" w:hAnsi="Times New Roman" w:eastAsia="Times New Roman"/>
-          <w:b w:val="0"/>
-          <w:sz w:val="28"/>
-        </w:rPr>
-        <w:t>Российская экономика характеризуется сочетанием рыночных институтов с сильной ролью государства. Это требует особого внимания к вопросам бюджетной устойчивости, инфляции и социальной защиты населения.</w:t>
-      </w:r>
-    </w:p>
-    <w:p>
-      <w:pPr>
-        <w:spacing w:lineRule="auto" w:line="360" w:after="0"/>
-        <w:ind w:firstLine="709"/>
-        <w:jc w:val="both"/>
-      </w:pPr>
-      <w:r>
-        <w:rPr>
-          <w:rFonts w:ascii="Times New Roman" w:hAnsi="Times New Roman" w:eastAsia="Times New Roman"/>
-          <w:b w:val="0"/>
-          <w:sz w:val="28"/>
-        </w:rPr>
-        <w:t>Анализ рассматриваемых экономических категорий позволяет глубже понять логику рыночного механизма. Теоретические модели, несмотря на упрощения, дают ценные ориентиры для интерпретации реальных данных и оценки экономической политики.</w:t>
-      </w:r>
-    </w:p>
-    <w:p>
-      <w:pPr>
-        <w:spacing w:lineRule="auto" w:line="360" w:after="0"/>
-        <w:ind w:firstLine="709"/>
-        <w:jc w:val="both"/>
-      </w:pPr>
-      <w:r>
-        <w:rPr>
-          <w:rFonts w:ascii="Times New Roman" w:hAnsi="Times New Roman" w:eastAsia="Times New Roman"/>
-          <w:b w:val="0"/>
-          <w:sz w:val="28"/>
-        </w:rPr>
-        <w:t>Российская экономика характеризуется сочетанием рыночных институтов с сильной ролью государства. Это требует особого внимания к вопросам бюджетной устойчивости, инфляции и социальной защиты населения.</w:t>
-      </w:r>
-    </w:p>
-    <w:p>
-      <w:pPr>
-        <w:spacing w:lineRule="auto" w:line="360" w:after="0"/>
-        <w:ind w:firstLine="709"/>
-        <w:jc w:val="both"/>
-      </w:pPr>
-      <w:r>
-        <w:rPr>
-          <w:rFonts w:ascii="Times New Roman" w:hAnsi="Times New Roman" w:eastAsia="Times New Roman"/>
-          <w:b w:val="0"/>
-          <w:sz w:val="28"/>
-        </w:rPr>
-        <w:t>Анализ рассматриваемых экономических категорий позволяет глубже понять логику рыночного механизма. Теоретические модели, несмотря на упрощения, дают ценные ориентиры для интерпретации реальных данных и оценки экономической политики.</w:t>
-      </w:r>
-    </w:p>
-    <w:p>
-      <w:pPr>
-        <w:spacing w:lineRule="auto" w:line="360" w:after="0"/>
-        <w:ind w:firstLine="709"/>
-        <w:jc w:val="both"/>
-      </w:pPr>
-      <w:r>
-        <w:rPr>
-          <w:rFonts w:ascii="Times New Roman" w:hAnsi="Times New Roman" w:eastAsia="Times New Roman"/>
-          <w:b w:val="0"/>
-          <w:sz w:val="28"/>
-        </w:rPr>
-        <w:t>Российская экономика характеризуется сочетанием рыночных институтов с сильной ролью государства. Это требует особого внимания к вопросам бюджетной устойчивости, инфляции и социальной защиты населения.</w:t>
-      </w:r>
-    </w:p>
-    <w:p>
-      <w:pPr>
-        <w:spacing w:lineRule="auto" w:line="360" w:after="0"/>
-        <w:ind w:firstLine="709"/>
-        <w:jc w:val="both"/>
-      </w:pPr>
-      <w:r>
-        <w:rPr>
-          <w:rFonts w:ascii="Times New Roman" w:hAnsi="Times New Roman" w:eastAsia="Times New Roman"/>
-          <w:b w:val="0"/>
-          <w:sz w:val="28"/>
-        </w:rPr>
-        <w:t>Анализ рассматриваемых экономических категорий позволяет глубже понять логику рыночного механизма. Теоретические модели, несмотря на упрощения, дают ценные ориентиры для интерпретации реальных данных и оценки экономической политики.</w:t>
-      </w:r>
-    </w:p>
-    <w:p>
-      <w:pPr>
-        <w:spacing w:lineRule="auto" w:line="360" w:after="0"/>
-        <w:ind w:firstLine="709"/>
-        <w:jc w:val="both"/>
-      </w:pPr>
-      <w:r>
-        <w:rPr>
-          <w:rFonts w:ascii="Times New Roman" w:hAnsi="Times New Roman" w:eastAsia="Times New Roman"/>
-          <w:b w:val="0"/>
-          <w:sz w:val="28"/>
-        </w:rPr>
-        <w:t>Российская экономика характеризуется сочетанием рыночных институтов с сильной ролью государства. Это требует особого внимания к вопросам бюджетной устойчивости, инфляции и социальной защиты населения.</w:t>
-      </w:r>
-    </w:p>
-    <w:p>
-      <w:pPr>
-        <w:spacing w:lineRule="auto" w:line="360" w:after="0"/>
-        <w:ind w:firstLine="709"/>
-        <w:jc w:val="both"/>
-      </w:pPr>
-      <w:r>
-        <w:rPr>
-          <w:rFonts w:ascii="Times New Roman" w:hAnsi="Times New Roman" w:eastAsia="Times New Roman"/>
-          <w:b w:val="0"/>
-          <w:sz w:val="28"/>
-        </w:rPr>
-        <w:t>Анализ рассматриваемых экономических категорий позволяет глубже понять логику рыночного механизма. Теоретические модели, несмотря на упрощения, дают ценные ориентиры для интерпретации реальных данных и оценки экономической политики.</w:t>
-      </w:r>
-    </w:p>
-    <w:p>
-      <w:pPr>
-        <w:spacing w:lineRule="auto" w:line="360" w:after="0"/>
-        <w:ind w:firstLine="709"/>
-        <w:jc w:val="both"/>
-      </w:pPr>
-      <w:r>
-        <w:rPr>
-          <w:rFonts w:ascii="Times New Roman" w:hAnsi="Times New Roman" w:eastAsia="Times New Roman"/>
-          <w:b w:val="0"/>
-          <w:sz w:val="28"/>
-        </w:rPr>
-        <w:t>Российская экономика характеризуется сочетанием рыночных институтов с сильной ролью государства. Это требует особого внимания к вопросам бюджетной устойчивости, инфляции и социальной защиты населения.</w:t>
-      </w:r>
-    </w:p>
-    <w:p>
-      <w:pPr>
-        <w:spacing w:lineRule="auto" w:line="360" w:after="0"/>
-        <w:ind w:firstLine="709"/>
-        <w:jc w:val="both"/>
-      </w:pPr>
-      <w:r>
-        <w:rPr>
-          <w:rFonts w:ascii="Times New Roman" w:hAnsi="Times New Roman" w:eastAsia="Times New Roman"/>
-          <w:b w:val="0"/>
-          <w:sz w:val="28"/>
-        </w:rPr>
-        <w:t>Анализ рассматриваемых экономических категорий позволяет глубже понять логику рыночного механизма. Теоретические модели, несмотря на упрощения, дают ценные ориентиры для интерпретации реальных данных и оценки экономической политики.</w:t>
-      </w:r>
-    </w:p>
-    <w:p>
-      <w:pPr>
-        <w:spacing w:lineRule="auto" w:line="360" w:after="120"/>
-        <w:ind w:firstLine="0"/>
-        <w:jc w:val="both"/>
-      </w:pPr>
-      <w:r>
-        <w:rPr>
-          <w:rFonts w:ascii="Times New Roman" w:hAnsi="Times New Roman" w:eastAsia="Times New Roman"/>
-          <w:b/>
-          <w:sz w:val="28"/>
-        </w:rPr>
-        <w:t>Заключение</w:t>
-      </w:r>
-    </w:p>
-    <w:p>
-      <w:pPr>
-        <w:spacing w:lineRule="auto" w:line="360" w:after="0"/>
-        <w:ind w:firstLine="709"/>
-        <w:jc w:val="both"/>
-      </w:pPr>
-      <w:r>
-        <w:rPr>
-          <w:rFonts w:ascii="Times New Roman" w:hAnsi="Times New Roman" w:eastAsia="Times New Roman"/>
-          <w:b w:val="0"/>
-          <w:sz w:val="28"/>
-        </w:rPr>
-        <w:t>Таким образом, рассмотренная тема занимает важное место в системе экономической теории и имеет непосредственное практическое значение. Полученные теоретические выводы подтверждаются решением прикладных задач и позволяют более точно оценивать рыночные процессы.</w:t>
-      </w:r>
-    </w:p>
-    <w:p>
-      <w:pPr>
-        <w:spacing w:lineRule="auto" w:line="360" w:after="0"/>
-        <w:ind w:firstLine="709"/>
-        <w:jc w:val="both"/>
-      </w:pPr>
-      <w:r>
-        <w:rPr>
-          <w:rFonts w:ascii="Times New Roman" w:hAnsi="Times New Roman" w:eastAsia="Times New Roman"/>
-          <w:b w:val="0"/>
-          <w:sz w:val="28"/>
-        </w:rPr>
-        <w:t>Знание основ микро- и макроэкономического анализа необходимо не только специалистам-экономистам, но и всем участникам рыночных отношений. Оно способствует принятию обоснованных решений, пониманию последствий изменения цен, доходов, налогов и государственных расходов.</w:t>
-      </w:r>
-    </w:p>
-    <w:p>
-      <w:pPr>
-        <w:spacing w:lineRule="auto" w:line="360" w:after="0"/>
-        <w:ind w:firstLine="709"/>
-        <w:jc w:val="both"/>
-      </w:pPr>
-      <w:r>
-        <w:rPr>
-          <w:rFonts w:ascii="Times New Roman" w:hAnsi="Times New Roman" w:eastAsia="Times New Roman"/>
-          <w:b w:val="0"/>
-          <w:sz w:val="28"/>
-        </w:rPr>
-        <w:t>Дальнейшее изучение темы предполагает углублённый анализ эмпирических данных, сопоставление теоретических моделей с реальной экономической политикой и учёт институциональных особенностей российской экономики.</w:t>
-      </w:r>
-    </w:p>
-    <w:p>
-      <w:pPr>
-        <w:spacing w:lineRule="auto" w:line="360" w:after="0"/>
-        <w:ind w:firstLine="709"/>
-        <w:jc w:val="both"/>
-      </w:pPr>
-      <w:r>
-        <w:rPr>
-          <w:rFonts w:ascii="Times New Roman" w:hAnsi="Times New Roman" w:eastAsia="Times New Roman"/>
-          <w:b w:val="0"/>
-          <w:sz w:val="28"/>
-        </w:rPr>
-        <w:t>В условиях глобализации и цифровизации экономики традиционные представления о спросе, предложении и равновесии дополняются новыми факторами: электронной коммерцией, платформенными рынками, алгоритмическим ценообразованием.</w:t>
-      </w:r>
-    </w:p>
-    <w:p>
-      <w:pPr>
-        <w:spacing w:lineRule="auto" w:line="360" w:after="0"/>
-        <w:ind w:firstLine="709"/>
-        <w:jc w:val="both"/>
-      </w:pPr>
-      <w:r>
-        <w:rPr>
-          <w:rFonts w:ascii="Times New Roman" w:hAnsi="Times New Roman" w:eastAsia="Times New Roman"/>
-          <w:b w:val="0"/>
-          <w:sz w:val="28"/>
-        </w:rPr>
-        <w:t>Практическое применение экономического анализа находит отражение в деятельности предприятий, банков, государственных органов и международных организаций. Без понимания базовых закономерностей невозможно принимать обоснованные управленческие решения.</w:t>
-      </w:r>
-    </w:p>
-    <w:p>
-      <w:pPr>
-        <w:spacing w:lineRule="auto" w:line="360" w:after="0"/>
-        <w:ind w:firstLine="709"/>
-        <w:jc w:val="both"/>
-      </w:pPr>
-      <w:r>
-        <w:rPr>
-          <w:rFonts w:ascii="Times New Roman" w:hAnsi="Times New Roman" w:eastAsia="Times New Roman"/>
-          <w:b w:val="0"/>
-          <w:sz w:val="28"/>
-        </w:rPr>
-        <w:t>В условиях глобализации и цифровизации экономики традиционные представления о спросе, предложении и равновесии дополняются новыми факторами: электронной коммерцией, платформенными рынками, алгоритмическим ценообразованием.</w:t>
-      </w:r>
-    </w:p>
-    <w:p>
-      <w:pPr>
-        <w:spacing w:lineRule="auto" w:line="360" w:after="0"/>
-        <w:ind w:firstLine="709"/>
-        <w:jc w:val="both"/>
-      </w:pPr>
-      <w:r>
-        <w:rPr>
-          <w:rFonts w:ascii="Times New Roman" w:hAnsi="Times New Roman" w:eastAsia="Times New Roman"/>
-          <w:b w:val="0"/>
-          <w:sz w:val="28"/>
-        </w:rPr>
-        <w:t>Практическое применение экономического анализа находит отражение в деятельности предприятий, банков, государственных органов и международных организаций. Без понимания базовых закономерностей невозможно принимать обоснованные управленческие решения.</w:t>
-      </w:r>
-    </w:p>
-    <w:p>
-      <w:pPr>
-        <w:spacing w:lineRule="auto" w:line="360" w:after="0"/>
-        <w:ind w:firstLine="709"/>
-        <w:jc w:val="both"/>
-      </w:pPr>
-      <w:r>
-        <w:rPr>
-          <w:rFonts w:ascii="Times New Roman" w:hAnsi="Times New Roman" w:eastAsia="Times New Roman"/>
-          <w:b w:val="0"/>
-          <w:sz w:val="28"/>
-        </w:rPr>
-        <w:t>В условиях глобализации и цифровизации экономики традиционные представления о спросе, предложении и равновесии дополняются новыми факторами: электронной коммерцией, платформенными рынками, алгоритмическим ценообразованием.</w:t>
-      </w:r>
-    </w:p>
-    <w:p>
-      <w:pPr>
-        <w:spacing w:lineRule="auto" w:line="360" w:after="0"/>
-        <w:ind w:firstLine="709"/>
-        <w:jc w:val="both"/>
-      </w:pPr>
-      <w:r>
-        <w:rPr>
-          <w:rFonts w:ascii="Times New Roman" w:hAnsi="Times New Roman" w:eastAsia="Times New Roman"/>
-          <w:b w:val="0"/>
-          <w:sz w:val="28"/>
-        </w:rPr>
-        <w:t>Практическое применение экономического анализа находит отражение в деятельности предприятий, банков, государственных органов и международных организаций. Без понимания базовых закономерностей невозможно принимать обоснованные управленческие решения.</w:t>
-      </w:r>
-    </w:p>
-    <w:p>
-      <w:pPr>
-        <w:spacing w:lineRule="auto" w:line="360" w:after="0"/>
-        <w:ind w:firstLine="709"/>
-        <w:jc w:val="both"/>
-      </w:pPr>
-      <w:r>
-        <w:rPr>
-          <w:rFonts w:ascii="Times New Roman" w:hAnsi="Times New Roman" w:eastAsia="Times New Roman"/>
-          <w:b w:val="0"/>
-          <w:sz w:val="28"/>
-        </w:rPr>
-        <w:t>В условиях глобализации и цифровизации экономики традиционные представления о спросе, предложении и равновесии дополняются новыми факторами: электронной коммерцией, платформенными рынками, алгоритмическим ценообразованием.</w:t>
-      </w:r>
-    </w:p>
-    <w:p>
-      <w:pPr>
-        <w:spacing w:lineRule="auto" w:line="360" w:after="0"/>
-        <w:ind w:firstLine="709"/>
-        <w:jc w:val="both"/>
-      </w:pPr>
-      <w:r>
-        <w:rPr>
-          <w:rFonts w:ascii="Times New Roman" w:hAnsi="Times New Roman" w:eastAsia="Times New Roman"/>
-          <w:b w:val="0"/>
-          <w:sz w:val="28"/>
-        </w:rPr>
-        <w:t>Практическое применение экономического анализа находит отражение в деятельности предприятий, банков, государственных органов и международных организаций. Без понимания базовых закономерностей невозможно принимать обоснованные управленческие решения.</w:t>
-      </w:r>
-    </w:p>
-    <w:p>
-      <w:pPr>
-        <w:spacing w:lineRule="auto" w:line="360" w:after="0"/>
-        <w:ind w:firstLine="709"/>
-        <w:jc w:val="both"/>
-      </w:pPr>
-      <w:r>
-        <w:rPr>
-          <w:rFonts w:ascii="Times New Roman" w:hAnsi="Times New Roman" w:eastAsia="Times New Roman"/>
-          <w:b w:val="0"/>
-          <w:sz w:val="28"/>
-        </w:rPr>
-        <w:t>В условиях глобализации и цифровизации экономики традиционные представления о спросе, предложении и равновесии дополняются новыми факторами: электронной коммерцией, платформенными рынками, алгоритмическим ценообразованием.</w:t>
-      </w:r>
-    </w:p>
-    <w:p>
-      <w:pPr>
-        <w:spacing w:lineRule="auto" w:line="360" w:after="0"/>
-        <w:ind w:firstLine="709"/>
-        <w:jc w:val="both"/>
-      </w:pPr>
-      <w:r>
-        <w:rPr>
-          <w:rFonts w:ascii="Times New Roman" w:hAnsi="Times New Roman" w:eastAsia="Times New Roman"/>
-          <w:b w:val="0"/>
-          <w:sz w:val="28"/>
-        </w:rPr>
-        <w:t>Практическое применение экономического анализа находит отражение в деятельности предприятий, банков, государственных органов и международных организаций. Без понимания базовых закономерностей невозможно принимать обоснованные управленческие решения.</w:t>
-      </w:r>
-    </w:p>
-    <w:p>
-      <w:pPr>
-        <w:spacing w:lineRule="auto" w:line="360" w:after="0"/>
-        <w:ind w:firstLine="709"/>
-        <w:jc w:val="both"/>
-      </w:pPr>
-      <w:r>
-        <w:rPr>
-          <w:rFonts w:ascii="Times New Roman" w:hAnsi="Times New Roman" w:eastAsia="Times New Roman"/>
-          <w:b w:val="0"/>
-          <w:sz w:val="28"/>
-        </w:rPr>
-        <w:t>В условиях глобализации и цифровизации экономики традиционные представления о спросе, предложении и равновесии дополняются новыми факторами: электронной коммерцией, платформенными рынками, алгоритмическим ценообразованием.</w:t>
-      </w:r>
-    </w:p>
-    <w:p>
-      <w:pPr>
-        <w:spacing w:lineRule="auto" w:line="360" w:after="0"/>
-        <w:ind w:firstLine="709"/>
-        <w:jc w:val="both"/>
-      </w:pPr>
-      <w:r>
-        <w:rPr>
-          <w:rFonts w:ascii="Times New Roman" w:hAnsi="Times New Roman" w:eastAsia="Times New Roman"/>
-          <w:b w:val="0"/>
-          <w:sz w:val="28"/>
-        </w:rPr>
-        <w:t>Практическое применение экономического анализа находит отражение в деятельности предприятий, банков, государственных органов и международных организаций. Без понимания базовых закономерностей невозможно принимать обоснованные управленческие решения.</w:t>
-      </w:r>
-    </w:p>
-    <w:p>
-      <w:pPr>
-        <w:spacing w:lineRule="auto" w:line="360" w:after="120"/>
-        <w:ind w:firstLine="0"/>
-        <w:jc w:val="both"/>
-      </w:pPr>
-      <w:r>
-        <w:rPr>
-          <w:rFonts w:ascii="Times New Roman" w:hAnsi="Times New Roman" w:eastAsia="Times New Roman"/>
-          <w:b/>
-          <w:sz w:val="28"/>
-        </w:rPr>
-        <w:t>Список литературы</w:t>
-      </w:r>
-    </w:p>
-    <w:p>
-      <w:pPr>
-        <w:spacing w:lineRule="auto" w:line="360" w:after="0"/>
-        <w:ind w:firstLine="709"/>
-        <w:jc w:val="both"/>
-      </w:pPr>
-      <w:r>
-        <w:rPr>
-          <w:rFonts w:ascii="Times New Roman" w:hAnsi="Times New Roman" w:eastAsia="Times New Roman"/>
-          <w:b w:val="0"/>
-          <w:sz w:val="28"/>
-        </w:rPr>
-        <w:t>1. Налоговая политика и налогообложение в Российской Федерации: учебник / под ред. Н.И. Безруковой. — М.: Юрайт, 2023.</w:t>
-      </w:r>
-    </w:p>
-    <w:p>
-      <w:pPr>
-        <w:spacing w:lineRule="auto" w:line="360" w:after="0"/>
-        <w:ind w:firstLine="709"/>
-        <w:jc w:val="both"/>
-      </w:pPr>
-      <w:r>
-        <w:rPr>
-          <w:rFonts w:ascii="Times New Roman" w:hAnsi="Times New Roman" w:eastAsia="Times New Roman"/>
-          <w:b w:val="0"/>
-          <w:sz w:val="28"/>
-        </w:rPr>
-        <w:t>2. Микроэкономика: учебник / под ред. Г.О. Громова. — М.: Юрайт, 2024.</w:t>
-      </w:r>
-    </w:p>
-    <w:p>
-      <w:pPr>
-        <w:spacing w:lineRule="auto" w:line="360" w:after="0"/>
-        <w:ind w:firstLine="709"/>
-        <w:jc w:val="both"/>
-      </w:pPr>
-      <w:r>
-        <w:rPr>
-          <w:rFonts w:ascii="Times New Roman" w:hAnsi="Times New Roman" w:eastAsia="Times New Roman"/>
-          <w:b w:val="0"/>
-          <w:sz w:val="28"/>
-        </w:rPr>
-        <w:t>3. Макроэкономика: учебник / под ред. В.Е. Макарова. — М.: ИНФРА-М, 2023.</w:t>
-      </w:r>
-    </w:p>
-    <w:p>
-      <w:pPr>
-        <w:spacing w:lineRule="auto" w:line="360" w:after="0"/>
-        <w:ind w:firstLine="709"/>
-        <w:jc w:val="both"/>
-      </w:pPr>
-      <w:r>
-        <w:rPr>
-          <w:rFonts w:ascii="Times New Roman" w:hAnsi="Times New Roman" w:eastAsia="Times New Roman"/>
-          <w:b w:val="0"/>
-          <w:sz w:val="28"/>
-        </w:rPr>
-        <w:t>4. Экономическая теория: учебник / под ред. А.С. Булатова. — М.: Юрайт, 2024.</w:t>
-      </w:r>
-    </w:p>
-    <w:p>
-      <w:pPr>
-        <w:spacing w:lineRule="auto" w:line="360" w:after="0"/>
-        <w:ind w:firstLine="709"/>
-        <w:jc w:val="both"/>
-      </w:pPr>
-      <w:r>
-        <w:rPr>
-          <w:rFonts w:ascii="Times New Roman" w:hAnsi="Times New Roman" w:eastAsia="Times New Roman"/>
-          <w:b w:val="0"/>
-          <w:sz w:val="28"/>
-        </w:rPr>
-        <w:t>5. Рынок и рыночная экономика: учебное пособие / под ред. О.В. Григорьевой. — СПб.: СЗИУ РАНХиГС, 2022.</w:t>
+        <w:t>Ответ: профицит бюджета +1,3 млн у. е.</w:t>
       </w:r>
     </w:p>
     <w:sectPr>
